--- a/PSGBD-Partea-I.docx
+++ b/PSGBD-Partea-I.docx
@@ -17720,16 +17720,14 @@
         </w:numPr>
         <w:rPr>
           <w:rFonts w:asciiTheme="majorHAnsi" w:hAnsiTheme="majorHAnsi" w:cstheme="majorHAnsi"/>
-          <w:color w:val="0070C0"/>
-          <w:sz w:val="24"/>
-          <w:szCs w:val="24"/>
-        </w:rPr>
-      </w:pPr>
-      <w:r>
-        <w:rPr>
-          <w:rFonts w:asciiTheme="majorHAnsi" w:hAnsiTheme="majorHAnsi" w:cstheme="majorHAnsi"/>
-          <w:b/>
-          <w:color w:val="0070C0"/>
+          <w:sz w:val="24"/>
+          <w:szCs w:val="24"/>
+        </w:rPr>
+      </w:pPr>
+      <w:r>
+        <w:rPr>
+          <w:rFonts w:asciiTheme="majorHAnsi" w:hAnsiTheme="majorHAnsi" w:cstheme="majorHAnsi"/>
+          <w:b/>
           <w:sz w:val="24"/>
           <w:szCs w:val="24"/>
         </w:rPr>
@@ -17739,7 +17737,6 @@
         <w:rPr>
           <w:rFonts w:asciiTheme="majorHAnsi" w:hAnsiTheme="majorHAnsi" w:cstheme="majorHAnsi"/>
           <w:b/>
-          <w:color w:val="0070C0"/>
           <w:sz w:val="24"/>
           <w:szCs w:val="24"/>
         </w:rPr>
@@ -17749,7 +17746,6 @@
         <w:rPr>
           <w:rFonts w:asciiTheme="majorHAnsi" w:hAnsiTheme="majorHAnsi" w:cstheme="majorHAnsi"/>
           <w:b/>
-          <w:color w:val="0070C0"/>
           <w:sz w:val="24"/>
           <w:szCs w:val="24"/>
         </w:rPr>
@@ -17759,7 +17755,6 @@
         <w:rPr>
           <w:rFonts w:asciiTheme="majorHAnsi" w:hAnsiTheme="majorHAnsi" w:cstheme="majorHAnsi"/>
           <w:b/>
-          <w:color w:val="0070C0"/>
           <w:sz w:val="24"/>
           <w:szCs w:val="24"/>
         </w:rPr>
@@ -17769,7 +17764,6 @@
         <w:rPr>
           <w:rFonts w:asciiTheme="majorHAnsi" w:hAnsiTheme="majorHAnsi" w:cstheme="majorHAnsi"/>
           <w:b/>
-          <w:color w:val="0070C0"/>
           <w:sz w:val="24"/>
           <w:szCs w:val="24"/>
         </w:rPr>
@@ -17779,7 +17773,6 @@
         <w:rPr>
           <w:rFonts w:asciiTheme="majorHAnsi" w:hAnsiTheme="majorHAnsi" w:cstheme="majorHAnsi"/>
           <w:b/>
-          <w:color w:val="0070C0"/>
           <w:sz w:val="24"/>
           <w:szCs w:val="24"/>
         </w:rPr>
@@ -17789,7 +17782,6 @@
         <w:rPr>
           <w:rFonts w:asciiTheme="majorHAnsi" w:hAnsiTheme="majorHAnsi" w:cstheme="majorHAnsi"/>
           <w:b/>
-          <w:color w:val="0070C0"/>
           <w:sz w:val="24"/>
           <w:szCs w:val="24"/>
         </w:rPr>
@@ -17799,7 +17791,6 @@
         <w:rPr>
           <w:rFonts w:asciiTheme="majorHAnsi" w:hAnsiTheme="majorHAnsi" w:cstheme="majorHAnsi"/>
           <w:b/>
-          <w:color w:val="0070C0"/>
           <w:sz w:val="24"/>
           <w:szCs w:val="24"/>
         </w:rPr>
@@ -17809,7 +17800,6 @@
         <w:rPr>
           <w:rFonts w:asciiTheme="majorHAnsi" w:hAnsiTheme="majorHAnsi" w:cstheme="majorHAnsi"/>
           <w:b/>
-          <w:color w:val="0070C0"/>
           <w:sz w:val="24"/>
           <w:szCs w:val="24"/>
         </w:rPr>
@@ -17819,7 +17809,6 @@
         <w:rPr>
           <w:rFonts w:asciiTheme="majorHAnsi" w:hAnsiTheme="majorHAnsi" w:cstheme="majorHAnsi"/>
           <w:b/>
-          <w:color w:val="0070C0"/>
           <w:sz w:val="24"/>
           <w:szCs w:val="24"/>
         </w:rPr>
@@ -17829,7 +17818,6 @@
         <w:rPr>
           <w:rFonts w:asciiTheme="majorHAnsi" w:hAnsiTheme="majorHAnsi" w:cstheme="majorHAnsi"/>
           <w:b/>
-          <w:color w:val="0070C0"/>
           <w:sz w:val="24"/>
           <w:szCs w:val="24"/>
         </w:rPr>
@@ -17839,7 +17827,6 @@
         <w:rPr>
           <w:rFonts w:asciiTheme="majorHAnsi" w:hAnsiTheme="majorHAnsi" w:cstheme="majorHAnsi"/>
           <w:b/>
-          <w:color w:val="0070C0"/>
           <w:sz w:val="24"/>
           <w:szCs w:val="24"/>
         </w:rPr>
@@ -17848,20 +17835,28 @@
       <w:r>
         <w:rPr>
           <w:rFonts w:asciiTheme="majorHAnsi" w:hAnsiTheme="majorHAnsi" w:cstheme="majorHAnsi"/>
-          <w:color w:val="0070C0"/>
-          <w:sz w:val="24"/>
-          <w:szCs w:val="24"/>
-        </w:rPr>
-        <w:t xml:space="preserve"> </w:t>
-      </w:r>
-      <w:r>
-        <w:rPr>
-          <w:rFonts w:asciiTheme="majorHAnsi" w:hAnsiTheme="majorHAnsi" w:cstheme="majorHAnsi"/>
-          <w:color w:val="0070C0"/>
-          <w:sz w:val="24"/>
-          <w:szCs w:val="24"/>
-        </w:rPr>
-        <w:t>– actualizeaza la toate produsele care au vechea categorie cu categoria noua. Returneaza 1 daca totul a functionat corect. Se actualizeaza dupa si in LEG_CAT_PROD</w:t>
+          <w:sz w:val="24"/>
+          <w:szCs w:val="24"/>
+        </w:rPr>
+        <w:t xml:space="preserve"> </w:t>
+      </w:r>
+      <w:r>
+        <w:rPr>
+          <w:rFonts w:asciiTheme="majorHAnsi" w:hAnsiTheme="majorHAnsi" w:cstheme="majorHAnsi"/>
+          <w:sz w:val="24"/>
+          <w:szCs w:val="24"/>
+        </w:rPr>
+        <w:t xml:space="preserve">– actualizeaza la toate produsele care au vechea categorie cu categoria noua. Returneaza 1 daca totul a functionat </w:t>
+      </w:r>
+      <w:bookmarkStart w:id="0" w:name="_GoBack"/>
+      <w:bookmarkEnd w:id="0"/>
+      <w:r>
+        <w:rPr>
+          <w:rFonts w:asciiTheme="majorHAnsi" w:hAnsiTheme="majorHAnsi" w:cstheme="majorHAnsi"/>
+          <w:sz w:val="24"/>
+          <w:szCs w:val="24"/>
+        </w:rPr>
+        <w:t>corect. Se actualizeaza dupa si in LEG_CAT_PROD</w:t>
       </w:r>
     </w:p>
     <w:p>
@@ -17961,8 +17956,6 @@
         </w:rPr>
         <w:t>s</w:t>
       </w:r>
-      <w:bookmarkStart w:id="0" w:name="_GoBack"/>
-      <w:bookmarkEnd w:id="0"/>
     </w:p>
     <w:p>
       <w:pPr>

--- a/PSGBD-Partea-I.docx
+++ b/PSGBD-Partea-I.docx
@@ -16239,16 +16239,16 @@
         <w:spacing w:line="256" w:lineRule="auto"/>
         <w:rPr>
           <w:rFonts w:asciiTheme="majorHAnsi" w:hAnsiTheme="majorHAnsi" w:cstheme="majorHAnsi"/>
-          <w:color w:val="0070C0"/>
-          <w:sz w:val="24"/>
-          <w:szCs w:val="24"/>
-        </w:rPr>
-      </w:pPr>
-      <w:r>
-        <w:rPr>
-          <w:rFonts w:asciiTheme="majorHAnsi" w:hAnsiTheme="majorHAnsi" w:cstheme="majorHAnsi"/>
-          <w:b/>
-          <w:color w:val="0070C0"/>
+          <w:color w:val="000000" w:themeColor="text1"/>
+          <w:sz w:val="24"/>
+          <w:szCs w:val="24"/>
+        </w:rPr>
+      </w:pPr>
+      <w:r>
+        <w:rPr>
+          <w:rFonts w:asciiTheme="majorHAnsi" w:hAnsiTheme="majorHAnsi" w:cstheme="majorHAnsi"/>
+          <w:b/>
+          <w:color w:val="000000" w:themeColor="text1"/>
           <w:sz w:val="24"/>
           <w:szCs w:val="24"/>
         </w:rPr>
@@ -16258,7 +16258,7 @@
         <w:rPr>
           <w:rFonts w:asciiTheme="majorHAnsi" w:hAnsiTheme="majorHAnsi" w:cstheme="majorHAnsi"/>
           <w:b/>
-          <w:color w:val="0070C0"/>
+          <w:color w:val="000000" w:themeColor="text1"/>
           <w:sz w:val="24"/>
           <w:szCs w:val="24"/>
         </w:rPr>
@@ -16268,7 +16268,7 @@
         <w:rPr>
           <w:rFonts w:asciiTheme="majorHAnsi" w:hAnsiTheme="majorHAnsi" w:cstheme="majorHAnsi"/>
           <w:b/>
-          <w:color w:val="0070C0"/>
+          <w:color w:val="000000" w:themeColor="text1"/>
           <w:sz w:val="24"/>
           <w:szCs w:val="24"/>
         </w:rPr>
@@ -16278,7 +16278,7 @@
         <w:rPr>
           <w:rFonts w:asciiTheme="majorHAnsi" w:hAnsiTheme="majorHAnsi" w:cstheme="majorHAnsi"/>
           <w:b/>
-          <w:color w:val="0070C0"/>
+          <w:color w:val="000000" w:themeColor="text1"/>
           <w:sz w:val="24"/>
           <w:szCs w:val="24"/>
         </w:rPr>
@@ -16288,7 +16288,7 @@
         <w:rPr>
           <w:rFonts w:asciiTheme="majorHAnsi" w:hAnsiTheme="majorHAnsi" w:cstheme="majorHAnsi"/>
           <w:b/>
-          <w:color w:val="0070C0"/>
+          <w:color w:val="000000" w:themeColor="text1"/>
           <w:sz w:val="24"/>
           <w:szCs w:val="24"/>
         </w:rPr>
@@ -16298,7 +16298,7 @@
         <w:rPr>
           <w:rFonts w:asciiTheme="majorHAnsi" w:hAnsiTheme="majorHAnsi" w:cstheme="majorHAnsi"/>
           <w:b/>
-          <w:color w:val="0070C0"/>
+          <w:color w:val="000000" w:themeColor="text1"/>
           <w:sz w:val="24"/>
           <w:szCs w:val="24"/>
         </w:rPr>
@@ -16308,7 +16308,7 @@
         <w:rPr>
           <w:rFonts w:asciiTheme="majorHAnsi" w:hAnsiTheme="majorHAnsi" w:cstheme="majorHAnsi"/>
           <w:b/>
-          <w:color w:val="0070C0"/>
+          <w:color w:val="000000" w:themeColor="text1"/>
           <w:sz w:val="24"/>
           <w:szCs w:val="24"/>
         </w:rPr>
@@ -16318,7 +16318,7 @@
         <w:rPr>
           <w:rFonts w:asciiTheme="majorHAnsi" w:hAnsiTheme="majorHAnsi" w:cstheme="majorHAnsi"/>
           <w:b/>
-          <w:color w:val="0070C0"/>
+          <w:color w:val="000000" w:themeColor="text1"/>
           <w:sz w:val="24"/>
           <w:szCs w:val="24"/>
         </w:rPr>
@@ -16328,7 +16328,7 @@
         <w:rPr>
           <w:rFonts w:asciiTheme="majorHAnsi" w:hAnsiTheme="majorHAnsi" w:cstheme="majorHAnsi"/>
           <w:b/>
-          <w:color w:val="0070C0"/>
+          <w:color w:val="000000" w:themeColor="text1"/>
           <w:sz w:val="24"/>
           <w:szCs w:val="24"/>
         </w:rPr>
@@ -16338,7 +16338,7 @@
         <w:rPr>
           <w:rFonts w:asciiTheme="majorHAnsi" w:hAnsiTheme="majorHAnsi" w:cstheme="majorHAnsi"/>
           <w:b/>
-          <w:color w:val="0070C0"/>
+          <w:color w:val="000000" w:themeColor="text1"/>
           <w:sz w:val="24"/>
           <w:szCs w:val="24"/>
         </w:rPr>
@@ -16348,7 +16348,7 @@
         <w:rPr>
           <w:rFonts w:asciiTheme="majorHAnsi" w:hAnsiTheme="majorHAnsi" w:cstheme="majorHAnsi"/>
           <w:b/>
-          <w:color w:val="0070C0"/>
+          <w:color w:val="000000" w:themeColor="text1"/>
           <w:sz w:val="24"/>
           <w:szCs w:val="24"/>
         </w:rPr>
@@ -16357,17 +16357,28 @@
       <w:r>
         <w:rPr>
           <w:rFonts w:asciiTheme="majorHAnsi" w:hAnsiTheme="majorHAnsi" w:cstheme="majorHAnsi"/>
-          <w:color w:val="0070C0"/>
-          <w:sz w:val="24"/>
-          <w:szCs w:val="24"/>
-        </w:rPr>
-        <w:t xml:space="preserve">– sterge mesele care au numarul &gt; </w:t>
-      </w:r>
-      <w:r>
-        <w:rPr>
-          <w:rFonts w:asciiTheme="majorHAnsi" w:hAnsiTheme="majorHAnsi" w:cstheme="majorHAnsi"/>
-          <w:b/>
-          <w:color w:val="0070C0"/>
+          <w:color w:val="000000" w:themeColor="text1"/>
+          <w:sz w:val="24"/>
+          <w:szCs w:val="24"/>
+        </w:rPr>
+        <w:t xml:space="preserve">– sterge mesele care </w:t>
+      </w:r>
+      <w:bookmarkStart w:id="0" w:name="_GoBack"/>
+      <w:bookmarkEnd w:id="0"/>
+      <w:r>
+        <w:rPr>
+          <w:rFonts w:asciiTheme="majorHAnsi" w:hAnsiTheme="majorHAnsi" w:cstheme="majorHAnsi"/>
+          <w:color w:val="000000" w:themeColor="text1"/>
+          <w:sz w:val="24"/>
+          <w:szCs w:val="24"/>
+        </w:rPr>
+        <w:t xml:space="preserve">au numarul &gt; </w:t>
+      </w:r>
+      <w:r>
+        <w:rPr>
+          <w:rFonts w:asciiTheme="majorHAnsi" w:hAnsiTheme="majorHAnsi" w:cstheme="majorHAnsi"/>
+          <w:b/>
+          <w:color w:val="000000" w:themeColor="text1"/>
           <w:sz w:val="24"/>
           <w:szCs w:val="24"/>
         </w:rPr>
@@ -16376,7 +16387,7 @@
       <w:r>
         <w:rPr>
           <w:rFonts w:asciiTheme="majorHAnsi" w:hAnsiTheme="majorHAnsi" w:cstheme="majorHAnsi"/>
-          <w:color w:val="0070C0"/>
+          <w:color w:val="000000" w:themeColor="text1"/>
           <w:sz w:val="24"/>
           <w:szCs w:val="24"/>
         </w:rPr>
@@ -16386,7 +16397,7 @@
         <w:rPr>
           <w:rFonts w:asciiTheme="majorHAnsi" w:hAnsiTheme="majorHAnsi" w:cstheme="majorHAnsi"/>
           <w:b/>
-          <w:color w:val="0070C0"/>
+          <w:color w:val="000000" w:themeColor="text1"/>
           <w:sz w:val="24"/>
           <w:szCs w:val="24"/>
         </w:rPr>
@@ -16395,7 +16406,7 @@
       <w:r>
         <w:rPr>
           <w:rFonts w:asciiTheme="majorHAnsi" w:hAnsiTheme="majorHAnsi" w:cstheme="majorHAnsi"/>
-          <w:color w:val="0070C0"/>
+          <w:color w:val="000000" w:themeColor="text1"/>
           <w:sz w:val="24"/>
           <w:szCs w:val="24"/>
         </w:rPr>
@@ -17846,17 +17857,7 @@
           <w:sz w:val="24"/>
           <w:szCs w:val="24"/>
         </w:rPr>
-        <w:t xml:space="preserve">– actualizeaza la toate produsele care au vechea categorie cu categoria noua. Returneaza 1 daca totul a functionat </w:t>
-      </w:r>
-      <w:bookmarkStart w:id="0" w:name="_GoBack"/>
-      <w:bookmarkEnd w:id="0"/>
-      <w:r>
-        <w:rPr>
-          <w:rFonts w:asciiTheme="majorHAnsi" w:hAnsiTheme="majorHAnsi" w:cstheme="majorHAnsi"/>
-          <w:sz w:val="24"/>
-          <w:szCs w:val="24"/>
-        </w:rPr>
-        <w:t>corect. Se actualizeaza dupa si in LEG_CAT_PROD</w:t>
+        <w:t>– actualizeaza la toate produsele care au vechea categorie cu categoria noua. Returneaza 1 daca totul a functionat corect. Se actualizeaza dupa si in LEG_CAT_PROD</w:t>
       </w:r>
     </w:p>
     <w:p>
